--- a/Startup Documents/Project Documentation/Final Document report.docx
+++ b/Startup Documents/Project Documentation/Final Document report.docx
@@ -5676,8 +5676,47 @@
           <w:lang w:eastAsia="en-IN" w:bidi="ar-SA"/>
           <w14:ligatures w14:val="none"/>
         </w:rPr>
+        <w:lastRenderedPageBreak/>
         <w:t xml:space="preserve">GitHub Repository Link: </w:t>
       </w:r>
+      <w:hyperlink r:id="rId14" w:history="1">
+        <w:r>
+          <w:rPr>
+            <w:rStyle w:val="Hyperlink"/>
+            <w:rFonts w:ascii="Times New Roman" w:eastAsia="Times New Roman" w:hAnsi="Times New Roman" w:cs="Times New Roman"/>
+            <w:kern w:val="0"/>
+            <w:sz w:val="28"/>
+            <w:szCs w:val="28"/>
+            <w:lang w:eastAsia="en-IN" w:bidi="ar-SA"/>
+            <w14:ligatures w14:val="none"/>
+          </w:rPr>
+          <w:t>https://github.com/vishnumanikanta/Prosperity-Prognosticator-Machine-Learning-for-Startup-S</w:t>
+        </w:r>
+        <w:r>
+          <w:rPr>
+            <w:rStyle w:val="Hyperlink"/>
+            <w:rFonts w:ascii="Times New Roman" w:eastAsia="Times New Roman" w:hAnsi="Times New Roman" w:cs="Times New Roman"/>
+            <w:kern w:val="0"/>
+            <w:sz w:val="28"/>
+            <w:szCs w:val="28"/>
+            <w:lang w:eastAsia="en-IN" w:bidi="ar-SA"/>
+            <w14:ligatures w14:val="none"/>
+          </w:rPr>
+          <w:t>u</w:t>
+        </w:r>
+        <w:r>
+          <w:rPr>
+            <w:rStyle w:val="Hyperlink"/>
+            <w:rFonts w:ascii="Times New Roman" w:eastAsia="Times New Roman" w:hAnsi="Times New Roman" w:cs="Times New Roman"/>
+            <w:kern w:val="0"/>
+            <w:sz w:val="28"/>
+            <w:szCs w:val="28"/>
+            <w:lang w:eastAsia="en-IN" w:bidi="ar-SA"/>
+            <w14:ligatures w14:val="none"/>
+          </w:rPr>
+          <w:t>ccess-Prediction</w:t>
+        </w:r>
+      </w:hyperlink>
     </w:p>
     <w:p>
       <w:pPr>
@@ -6106,6 +6145,7 @@
           <w:lang w:eastAsia="en-IN" w:bidi="ar-SA"/>
           <w14:ligatures w14:val="none"/>
         </w:rPr>
+        <w:lastRenderedPageBreak/>
         <w:t>These practices ensure secure handling of sensitive information, protect the application from common vulnerabilities, and maintain professional software development standards.</w:t>
       </w:r>
     </w:p>
@@ -6147,7 +6187,6 @@
           <w:lang w:eastAsia="en-IN" w:bidi="ar-SA"/>
           <w14:ligatures w14:val="none"/>
         </w:rPr>
-        <w:lastRenderedPageBreak/>
         <w:t>11.3 Project Demo</w:t>
       </w:r>
     </w:p>
@@ -6222,6 +6261,20 @@
         </w:rPr>
         <w:t xml:space="preserve">Project Demo Video Link: </w:t>
       </w:r>
+      <w:hyperlink r:id="rId15" w:history="1">
+        <w:r>
+          <w:rPr>
+            <w:rStyle w:val="Hyperlink"/>
+            <w:rFonts w:ascii="Times New Roman" w:eastAsia="Times New Roman" w:hAnsi="Times New Roman" w:cs="Times New Roman"/>
+            <w:kern w:val="0"/>
+            <w:sz w:val="28"/>
+            <w:szCs w:val="28"/>
+            <w:lang w:eastAsia="en-IN" w:bidi="ar-SA"/>
+            <w14:ligatures w14:val="none"/>
+          </w:rPr>
+          <w:t>https://drive.google.com/file/d/1LpCjXIaWziOnrOh8PeXxDcIr8JgNUWuY/view?usp=sharing</w:t>
+        </w:r>
+      </w:hyperlink>
     </w:p>
     <w:p>
       <w:pPr>
@@ -6429,7 +6482,18 @@
           <w14:ligatures w14:val="none"/>
         </w:rPr>
         <w:br/>
-        <w:t>• Team ID: LTVIP2026TMIDS84120</w:t>
+        <w:t xml:space="preserve">• Team ID: </w:t>
+      </w:r>
+      <w:r>
+        <w:rPr>
+          <w:rFonts w:ascii="Times New Roman" w:eastAsia="Times New Roman" w:hAnsi="Times New Roman" w:cs="Times New Roman"/>
+          <w:kern w:val="0"/>
+          <w:sz w:val="28"/>
+          <w:szCs w:val="28"/>
+          <w:lang w:eastAsia="en-IN" w:bidi="ar-SA"/>
+          <w14:ligatures w14:val="none"/>
+        </w:rPr>
+        <w:t>LTVIP2026TMIDS80982</w:t>
       </w:r>
       <w:r>
         <w:rPr>
@@ -6654,17 +6718,6 @@
           <w14:ligatures w14:val="none"/>
         </w:rPr>
         <w:br/>
-      </w:r>
-      <w:r>
-        <w:rPr>
-          <w:rFonts w:ascii="Times New Roman" w:eastAsia="Times New Roman" w:hAnsi="Times New Roman" w:cs="Times New Roman"/>
-          <w:kern w:val="0"/>
-          <w:sz w:val="28"/>
-          <w:szCs w:val="28"/>
-          <w:lang w:eastAsia="en-IN" w:bidi="ar-SA"/>
-          <w14:ligatures w14:val="none"/>
-        </w:rPr>
-        <w:lastRenderedPageBreak/>
         <w:t>• Scikit-learn Library</w:t>
       </w:r>
       <w:r>
@@ -6702,7 +6755,7 @@
       </w:pPr>
     </w:p>
     <w:sectPr>
-      <w:headerReference w:type="default" r:id="rId14"/>
+      <w:headerReference w:type="default" r:id="rId16"/>
       <w:pgSz w:w="11906" w:h="16838"/>
       <w:pgMar w:top="1440" w:right="1440" w:bottom="1440" w:left="1440" w:header="737" w:footer="708" w:gutter="0"/>
       <w:pgBorders w:offsetFrom="page">
